--- a/Account Switcher - Installation and User Guide.docx
+++ b/Account Switcher - Installation and User Guide.docx
@@ -29,7 +29,13 @@
         <w:t>Account Switcher</w:t>
       </w:r>
       <w:r>
-        <w:t xml:space="preserve"> browser extension in Google Chrome and how to use it every week. No technical experience is required - just follow the numbered steps.</w:t>
+        <w:t xml:space="preserve"> browser extension in Google Chrome and how to use it every week. No technical experience is required</w:t>
+      </w:r>
+      <w:r>
+        <w:t>,</w:t>
+      </w:r>
+      <w:r>
+        <w:t xml:space="preserve"> just follow the numbered steps.</w:t>
       </w:r>
     </w:p>
     <w:p>
@@ -60,15 +66,27 @@
         <w:t>gms.gedenlines.com</w:t>
       </w:r>
       <w:r>
-        <w:t>) portal accounts in one click. It reads your weekly token files (Word documents), lists every vessel and crew account, and - when you click an account - it logs out the current user, opens the login page, and fills in the username, password, and token for you automatically.</w:t>
-      </w:r>
-    </w:p>
-    <w:p>
-      <w:r>
-        <w:rPr>
-          <w:b/>
-        </w:rPr>
-        <w:t>Key features:</w:t>
+        <w:t>) portal accounts in one click. It reads your weekly token files (Word documents), lists every vessel and crew account, and when you click an account</w:t>
+      </w:r>
+      <w:r>
+        <w:t>,</w:t>
+      </w:r>
+      <w:r>
+        <w:t xml:space="preserve"> it logs out the current user, opens the login page, and fills in the username, password, and token for you automatically.</w:t>
+      </w:r>
+    </w:p>
+    <w:p>
+      <w:r>
+        <w:rPr>
+          <w:b/>
+        </w:rPr>
+        <w:t>F</w:t>
+      </w:r>
+      <w:r>
+        <w:rPr>
+          <w:b/>
+        </w:rPr>
+        <w:t>eatures:</w:t>
       </w:r>
     </w:p>
     <w:p>
@@ -125,7 +143,19 @@
         <w:t>Reload</w:t>
       </w:r>
       <w:r>
-        <w:t xml:space="preserve"> button re-reads the same files each week - no need to select them again.</w:t>
+        <w:t xml:space="preserve"> button re-reads the same files each week</w:t>
+      </w:r>
+      <w:r>
+        <w:t>,</w:t>
+      </w:r>
+      <w:r>
+        <w:t xml:space="preserve"> no need to </w:t>
+      </w:r>
+      <w:r>
+        <w:t>select</w:t>
+      </w:r>
+      <w:r>
+        <w:t xml:space="preserve"> them again.</w:t>
       </w:r>
     </w:p>
     <w:p>
@@ -137,7 +167,7 @@
         </w:numPr>
       </w:pPr>
       <w:r>
-        <w:t>Two colour themes, switchable from the top-right button.</w:t>
+        <w:t>Two color themes, switchable from the top-right button.</w:t>
       </w:r>
     </w:p>
     <w:p>
@@ -262,7 +292,19 @@
         <w:t xml:space="preserve">Note: </w:t>
       </w:r>
       <w:r>
-        <w:t>Chrome does not install this from a single file - it is "loaded unpacked" with Developer mode turned on. This is normal and safe for in-house company extensions.</w:t>
+        <w:t>Chrome does not install this from a single file</w:t>
+      </w:r>
+      <w:r>
+        <w:t>.</w:t>
+      </w:r>
+      <w:r>
+        <w:t xml:space="preserve"> </w:t>
+      </w:r>
+      <w:r>
+        <w:t>I</w:t>
+      </w:r>
+      <w:r>
+        <w:t>t is "loaded unpacked" with Developer mode turned on. This is normal and safe for inhouse company extensions.</w:t>
       </w:r>
     </w:p>
     <w:p>
@@ -277,7 +319,13 @@
         <w:t xml:space="preserve">1.  </w:t>
       </w:r>
       <w:r>
-        <w:t xml:space="preserve">Put the extension folder somewhere permanent - for example in </w:t>
+        <w:t>Put the extension folder somewhere permanent</w:t>
+      </w:r>
+      <w:r>
+        <w:t>,</w:t>
+      </w:r>
+      <w:r>
+        <w:t xml:space="preserve"> for example in </w:t>
       </w:r>
       <w:r>
         <w:rPr>
@@ -296,7 +344,19 @@
         <w:t>Network</w:t>
       </w:r>
       <w:r>
-        <w:t>. Do not move, rename, or delete it later; Chrome loads it from this exact location every time.</w:t>
+        <w:rPr>
+          <w:b/>
+        </w:rPr>
+        <w:t xml:space="preserve"> Folder</w:t>
+      </w:r>
+      <w:r>
+        <w:t>. Do not move, rename, or delete it later</w:t>
+      </w:r>
+      <w:r>
+        <w:t>.</w:t>
+      </w:r>
+      <w:r>
+        <w:t xml:space="preserve"> Chrome loads it from this exact location every time.</w:t>
       </w:r>
     </w:p>
     <w:p>
@@ -313,164 +373,386 @@
       <w:r>
         <w:t xml:space="preserve">Open Chrome. In the address bar, type </w:t>
       </w:r>
+      <w:hyperlink r:id="rId6" w:history="1">
+        <w:r>
+          <w:rPr>
+            <w:rStyle w:val="Hyperlink"/>
+            <w:rFonts w:ascii="Consolas" w:hAnsi="Consolas" w:cs="Consolas"/>
+            <w:b/>
+            <w:bCs/>
+          </w:rPr>
+          <w:t>chrome://ext</w:t>
+        </w:r>
+        <w:r>
+          <w:rPr>
+            <w:rStyle w:val="Hyperlink"/>
+            <w:rFonts w:ascii="Consolas" w:hAnsi="Consolas" w:cs="Consolas"/>
+            <w:b/>
+            <w:bCs/>
+          </w:rPr>
+          <w:t>e</w:t>
+        </w:r>
+        <w:r>
+          <w:rPr>
+            <w:rStyle w:val="Hyperlink"/>
+            <w:rFonts w:ascii="Consolas" w:hAnsi="Consolas" w:cs="Consolas"/>
+            <w:b/>
+            <w:bCs/>
+          </w:rPr>
+          <w:t>nsions</w:t>
+        </w:r>
+      </w:hyperlink>
+      <w:r>
+        <w:t xml:space="preserve"> and press Enter.</w:t>
+      </w:r>
+    </w:p>
+    <w:p>
+      <w:pPr>
+        <w:ind w:left="460" w:hanging="460"/>
+      </w:pPr>
+      <w:r>
+        <w:rPr>
+          <w:b/>
+          <w:color w:val="1F3864"/>
+        </w:rPr>
+        <w:t xml:space="preserve">3.  </w:t>
+      </w:r>
+      <w:r>
+        <w:t xml:space="preserve">Turn on </w:t>
+      </w:r>
+      <w:r>
+        <w:rPr>
+          <w:b/>
+        </w:rPr>
+        <w:t>Developer mode</w:t>
+      </w:r>
+      <w:r>
+        <w:t xml:space="preserve"> using the switch in the top</w:t>
+      </w:r>
+      <w:r>
+        <w:t xml:space="preserve"> </w:t>
+      </w:r>
+      <w:r>
+        <w:t>right corner of the page.</w:t>
+      </w:r>
+      <w:r>
+        <w:t xml:space="preserve"> </w:t>
+      </w:r>
+    </w:p>
+    <w:p>
+      <w:pPr>
+        <w:ind w:left="460" w:hanging="460"/>
+      </w:pPr>
+      <w:r>
+        <w:drawing>
+          <wp:anchor distT="0" distB="0" distL="114300" distR="114300" simplePos="0" relativeHeight="251646464" behindDoc="0" locked="0" layoutInCell="1" allowOverlap="1" wp14:anchorId="5D24195D" wp14:editId="14802356">
+            <wp:simplePos x="0" y="0"/>
+            <wp:positionH relativeFrom="column">
+              <wp:posOffset>233680</wp:posOffset>
+            </wp:positionH>
+            <wp:positionV relativeFrom="paragraph">
+              <wp:posOffset>112395</wp:posOffset>
+            </wp:positionV>
+            <wp:extent cx="5605145" cy="762000"/>
+            <wp:effectExtent l="304800" t="304800" r="300355" b="304800"/>
+            <wp:wrapNone/>
+            <wp:docPr id="1474986052" name="Picture 1"/>
+            <wp:cNvGraphicFramePr>
+              <a:graphicFrameLocks xmlns:a="http://schemas.openxmlformats.org/drawingml/2006/main" noChangeAspect="1"/>
+            </wp:cNvGraphicFramePr>
+            <a:graphic xmlns:a="http://schemas.openxmlformats.org/drawingml/2006/main">
+              <a:graphicData uri="http://schemas.openxmlformats.org/drawingml/2006/picture">
+                <pic:pic xmlns:pic="http://schemas.openxmlformats.org/drawingml/2006/picture">
+                  <pic:nvPicPr>
+                    <pic:cNvPr id="1474986052" name=""/>
+                    <pic:cNvPicPr/>
+                  </pic:nvPicPr>
+                  <pic:blipFill>
+                    <a:blip r:embed="rId7" cstate="print">
+                      <a:extLst>
+                        <a:ext uri="{28A0092B-C50C-407E-A947-70E740481C1C}">
+                          <a14:useLocalDpi xmlns:a14="http://schemas.microsoft.com/office/drawing/2010/main" val="0"/>
+                        </a:ext>
+                      </a:extLst>
+                    </a:blip>
+                    <a:stretch>
+                      <a:fillRect/>
+                    </a:stretch>
+                  </pic:blipFill>
+                  <pic:spPr>
+                    <a:xfrm>
+                      <a:off x="0" y="0"/>
+                      <a:ext cx="5605207" cy="762008"/>
+                    </a:xfrm>
+                    <a:prstGeom prst="round2DiagRect">
+                      <a:avLst>
+                        <a:gd name="adj1" fmla="val 16667"/>
+                        <a:gd name="adj2" fmla="val 0"/>
+                      </a:avLst>
+                    </a:prstGeom>
+                    <a:ln w="88900" cap="sq">
+                      <a:solidFill>
+                        <a:srgbClr val="FFFFFF"/>
+                      </a:solidFill>
+                      <a:miter lim="800000"/>
+                    </a:ln>
+                    <a:effectLst>
+                      <a:outerShdw blurRad="254000" algn="tl" rotWithShape="0">
+                        <a:srgbClr val="000000">
+                          <a:alpha val="43000"/>
+                        </a:srgbClr>
+                      </a:outerShdw>
+                    </a:effectLst>
+                  </pic:spPr>
+                </pic:pic>
+              </a:graphicData>
+            </a:graphic>
+            <wp14:sizeRelH relativeFrom="margin">
+              <wp14:pctWidth>0</wp14:pctWidth>
+            </wp14:sizeRelH>
+            <wp14:sizeRelV relativeFrom="margin">
+              <wp14:pctHeight>0</wp14:pctHeight>
+            </wp14:sizeRelV>
+          </wp:anchor>
+        </w:drawing>
+      </w:r>
+    </w:p>
+    <w:p>
+      <w:pPr>
+        <w:ind w:left="460" w:hanging="460"/>
+      </w:pPr>
+    </w:p>
+    <w:p>
+      <w:pPr>
+        <w:ind w:left="460" w:hanging="460"/>
+      </w:pPr>
+    </w:p>
+    <w:p>
+      <w:pPr>
+        <w:ind w:left="460" w:hanging="460"/>
+      </w:pPr>
+    </w:p>
+    <w:p>
+      <w:pPr>
+        <w:ind w:left="460" w:hanging="460"/>
+      </w:pPr>
+      <w:r>
+        <w:rPr>
+          <w:b/>
+          <w:color w:val="1F3864"/>
+        </w:rPr>
+        <w:lastRenderedPageBreak/>
+        <w:t xml:space="preserve">4.  </w:t>
+      </w:r>
+      <w:r>
+        <w:t xml:space="preserve">Click the </w:t>
+      </w:r>
+      <w:r>
+        <w:rPr>
+          <w:b/>
+        </w:rPr>
+        <w:t>Load unpacked</w:t>
+      </w:r>
+      <w:r>
+        <w:t xml:space="preserve"> button (top-left).</w:t>
+      </w:r>
+      <w:r>
+        <w:rPr>
+          <w:noProof/>
+        </w:rPr>
+        <w:t xml:space="preserve"> </w:t>
+      </w:r>
+    </w:p>
+    <w:p>
+      <w:pPr>
+        <w:ind w:left="460" w:hanging="460"/>
+      </w:pPr>
+      <w:r>
+        <w:rPr>
+          <w:noProof/>
+        </w:rPr>
+        <w:drawing>
+          <wp:anchor distT="0" distB="0" distL="114300" distR="114300" simplePos="0" relativeHeight="251664896" behindDoc="0" locked="0" layoutInCell="1" allowOverlap="1" wp14:anchorId="52008E9A" wp14:editId="6D71C30F">
+            <wp:simplePos x="0" y="0"/>
+            <wp:positionH relativeFrom="column">
+              <wp:posOffset>4419600</wp:posOffset>
+            </wp:positionH>
+            <wp:positionV relativeFrom="paragraph">
+              <wp:posOffset>3175</wp:posOffset>
+            </wp:positionV>
+            <wp:extent cx="2127250" cy="1366520"/>
+            <wp:effectExtent l="304800" t="304800" r="311150" b="309880"/>
+            <wp:wrapSquare wrapText="bothSides"/>
+            <wp:docPr id="1406801840" name="Picture 1"/>
+            <wp:cNvGraphicFramePr>
+              <a:graphicFrameLocks xmlns:a="http://schemas.openxmlformats.org/drawingml/2006/main" noChangeAspect="1"/>
+            </wp:cNvGraphicFramePr>
+            <a:graphic xmlns:a="http://schemas.openxmlformats.org/drawingml/2006/main">
+              <a:graphicData uri="http://schemas.openxmlformats.org/drawingml/2006/picture">
+                <pic:pic xmlns:pic="http://schemas.openxmlformats.org/drawingml/2006/picture">
+                  <pic:nvPicPr>
+                    <pic:cNvPr id="1406801840" name=""/>
+                    <pic:cNvPicPr/>
+                  </pic:nvPicPr>
+                  <pic:blipFill>
+                    <a:blip r:embed="rId8">
+                      <a:extLst>
+                        <a:ext uri="{28A0092B-C50C-407E-A947-70E740481C1C}">
+                          <a14:useLocalDpi xmlns:a14="http://schemas.microsoft.com/office/drawing/2010/main" val="0"/>
+                        </a:ext>
+                      </a:extLst>
+                    </a:blip>
+                    <a:stretch>
+                      <a:fillRect/>
+                    </a:stretch>
+                  </pic:blipFill>
+                  <pic:spPr>
+                    <a:xfrm>
+                      <a:off x="0" y="0"/>
+                      <a:ext cx="2127250" cy="1366520"/>
+                    </a:xfrm>
+                    <a:prstGeom prst="round2DiagRect">
+                      <a:avLst>
+                        <a:gd name="adj1" fmla="val 16667"/>
+                        <a:gd name="adj2" fmla="val 0"/>
+                      </a:avLst>
+                    </a:prstGeom>
+                    <a:ln w="88900" cap="sq">
+                      <a:solidFill>
+                        <a:srgbClr val="FFFFFF"/>
+                      </a:solidFill>
+                      <a:miter lim="800000"/>
+                    </a:ln>
+                    <a:effectLst>
+                      <a:outerShdw blurRad="254000" algn="tl" rotWithShape="0">
+                        <a:srgbClr val="000000">
+                          <a:alpha val="43000"/>
+                        </a:srgbClr>
+                      </a:outerShdw>
+                    </a:effectLst>
+                  </pic:spPr>
+                </pic:pic>
+              </a:graphicData>
+            </a:graphic>
+            <wp14:sizeRelH relativeFrom="margin">
+              <wp14:pctWidth>0</wp14:pctWidth>
+            </wp14:sizeRelH>
+            <wp14:sizeRelV relativeFrom="margin">
+              <wp14:pctHeight>0</wp14:pctHeight>
+            </wp14:sizeRelV>
+          </wp:anchor>
+        </w:drawing>
+      </w:r>
+      <w:r>
+        <w:rPr>
+          <w:b/>
+          <w:color w:val="1F3864"/>
+        </w:rPr>
+        <w:t xml:space="preserve">5.  </w:t>
+      </w:r>
+      <w:r>
+        <w:t xml:space="preserve">In the file picker, select the extension folder and click </w:t>
+      </w:r>
+      <w:r>
+        <w:rPr>
+          <w:b/>
+        </w:rPr>
+        <w:t>Select Folder</w:t>
+      </w:r>
+      <w:r>
+        <w:t>.</w:t>
+      </w:r>
+    </w:p>
+    <w:p>
+      <w:pPr>
+        <w:ind w:left="460" w:hanging="460"/>
+      </w:pPr>
+      <w:r>
+        <w:rPr>
+          <w:b/>
+          <w:color w:val="1F3864"/>
+        </w:rPr>
+        <w:t xml:space="preserve">6.  </w:t>
+      </w:r>
+      <w:r>
+        <w:t xml:space="preserve">The </w:t>
+      </w:r>
+      <w:r>
+        <w:rPr>
+          <w:b/>
+        </w:rPr>
+        <w:t>Account Switcher for ERP &amp; GMS</w:t>
+      </w:r>
+      <w:r>
+        <w:t xml:space="preserve"> </w:t>
+      </w:r>
+      <w:r>
+        <w:t>zip folder</w:t>
+      </w:r>
+      <w:r>
+        <w:t xml:space="preserve"> appears in your list. It is now installed.</w:t>
+      </w:r>
+    </w:p>
+    <w:p>
+      <w:pPr>
+        <w:ind w:left="460" w:hanging="460"/>
+      </w:pPr>
+      <w:r>
+        <w:rPr>
+          <w:b/>
+          <w:color w:val="1F3864"/>
+        </w:rPr>
+        <w:t xml:space="preserve">7.  </w:t>
+      </w:r>
+      <w:r>
+        <w:t xml:space="preserve">Pin it for easy access: click the </w:t>
+      </w:r>
+      <w:r>
+        <w:rPr>
+          <w:b/>
+        </w:rPr>
+        <w:t>puzzle-piece</w:t>
+      </w:r>
+      <w:r>
+        <w:t xml:space="preserve"> icon in the Chrome toolbar, then click the pin next to Account Switcher.</w:t>
+      </w:r>
+    </w:p>
+    <w:p>
+      <w:r>
+        <w:rPr>
+          <w:b/>
+          <w:u w:val="single"/>
+        </w:rPr>
+        <w:t>Tip</w:t>
+      </w:r>
+      <w:r>
+        <w:rPr>
+          <w:b/>
+          <w:u w:val="single"/>
+        </w:rPr>
+        <w:t xml:space="preserve"> For Later</w:t>
+      </w:r>
+      <w:r>
+        <w:rPr>
+          <w:b/>
+          <w:u w:val="single"/>
+        </w:rPr>
+        <w:t>:</w:t>
+      </w:r>
+      <w:r>
+        <w:rPr>
+          <w:b/>
+        </w:rPr>
+        <w:t xml:space="preserve"> </w:t>
+      </w:r>
+      <w:r>
+        <w:t xml:space="preserve">if the files are ever updated, return to </w:t>
+      </w:r>
       <w:r>
         <w:rPr>
           <w:rFonts w:ascii="Consolas" w:hAnsi="Consolas" w:cs="Consolas"/>
           <w:b/>
           <w:bCs/>
-        </w:rPr>
-        <w:t>chrome://extensions</w:t>
-      </w:r>
-      <w:r>
-        <w:t xml:space="preserve"> and press Enter.</w:t>
-      </w:r>
-    </w:p>
-    <w:p>
-      <w:pPr>
-        <w:ind w:left="460" w:hanging="460"/>
-      </w:pPr>
-      <w:r>
-        <w:rPr>
-          <w:b/>
-          <w:color w:val="1F3864"/>
-        </w:rPr>
-        <w:t xml:space="preserve">3.  </w:t>
-      </w:r>
-      <w:r>
-        <w:t xml:space="preserve">Turn on </w:t>
-      </w:r>
-      <w:r>
-        <w:rPr>
-          <w:b/>
-        </w:rPr>
-        <w:t>Developer mode</w:t>
-      </w:r>
-      <w:r>
-        <w:t xml:space="preserve"> using the switch in the top-right corner of the page.</w:t>
-      </w:r>
-    </w:p>
-    <w:p>
-      <w:pPr>
-        <w:ind w:left="460" w:hanging="460"/>
-      </w:pPr>
-      <w:r>
-        <w:rPr>
-          <w:b/>
-          <w:color w:val="1F3864"/>
-        </w:rPr>
-        <w:t xml:space="preserve">4.  </w:t>
-      </w:r>
-      <w:r>
-        <w:t xml:space="preserve">Click the </w:t>
-      </w:r>
-      <w:r>
-        <w:rPr>
-          <w:b/>
-        </w:rPr>
-        <w:t>Load unpacked</w:t>
-      </w:r>
-      <w:r>
-        <w:t xml:space="preserve"> button (top-left).</w:t>
-      </w:r>
-    </w:p>
-    <w:p>
-      <w:pPr>
-        <w:ind w:left="460" w:hanging="460"/>
-      </w:pPr>
-      <w:r>
-        <w:rPr>
-          <w:b/>
-          <w:color w:val="1F3864"/>
-        </w:rPr>
-        <w:lastRenderedPageBreak/>
-        <w:t xml:space="preserve">5.  </w:t>
-      </w:r>
-      <w:r>
-        <w:t xml:space="preserve">In the file picker, select the extension folder and click </w:t>
-      </w:r>
-      <w:r>
-        <w:rPr>
-          <w:b/>
-        </w:rPr>
-        <w:t>Select Folder</w:t>
-      </w:r>
-      <w:r>
-        <w:t>.</w:t>
-      </w:r>
-    </w:p>
-    <w:p>
-      <w:pPr>
-        <w:ind w:left="460" w:hanging="460"/>
-      </w:pPr>
-      <w:r>
-        <w:rPr>
-          <w:b/>
-          <w:color w:val="1F3864"/>
-        </w:rPr>
-        <w:t xml:space="preserve">6.  </w:t>
-      </w:r>
-      <w:r>
-        <w:t xml:space="preserve">The </w:t>
-      </w:r>
-      <w:r>
-        <w:rPr>
-          <w:b/>
-        </w:rPr>
-        <w:t>Account Switcher for ERP &amp; GMS</w:t>
-      </w:r>
-      <w:r>
-        <w:t xml:space="preserve"> card appears in your list. It is now installed.</w:t>
-      </w:r>
-    </w:p>
-    <w:p>
-      <w:pPr>
-        <w:ind w:left="460" w:hanging="460"/>
-      </w:pPr>
-      <w:r>
-        <w:rPr>
-          <w:b/>
-          <w:color w:val="1F3864"/>
-        </w:rPr>
-        <w:t xml:space="preserve">7.  </w:t>
-      </w:r>
-      <w:r>
-        <w:t xml:space="preserve">Pin it for easy access: click the </w:t>
-      </w:r>
-      <w:r>
-        <w:rPr>
-          <w:b/>
-        </w:rPr>
-        <w:t>puzzle-piece</w:t>
-      </w:r>
-      <w:r>
-        <w:t xml:space="preserve"> icon in the Chrome toolbar, then click the pin next to Account Switcher.</w:t>
-      </w:r>
-    </w:p>
-    <w:p>
-      <w:r>
-        <w:rPr>
-          <w:b/>
-        </w:rPr>
-        <w:t>Tip</w:t>
-      </w:r>
-      <w:r>
-        <w:rPr>
-          <w:b/>
-        </w:rPr>
-        <w:t xml:space="preserve"> For Later</w:t>
-      </w:r>
-      <w:r>
-        <w:rPr>
-          <w:b/>
-        </w:rPr>
-        <w:t xml:space="preserve">: </w:t>
-      </w:r>
-      <w:r>
-        <w:t xml:space="preserve">if the files are ever updated, return to </w:t>
-      </w:r>
-      <w:r>
-        <w:rPr>
-          <w:rFonts w:ascii="Consolas" w:hAnsi="Consolas" w:cs="Consolas"/>
         </w:rPr>
         <w:t>chrome://extensions</w:t>
       </w:r>
@@ -530,6 +812,114 @@
     <w:p>
       <w:r>
         <w:rPr>
+          <w:noProof/>
+        </w:rPr>
+        <w:drawing>
+          <wp:anchor distT="0" distB="0" distL="114300" distR="114300" simplePos="0" relativeHeight="251677184" behindDoc="1" locked="0" layoutInCell="1" allowOverlap="1" wp14:anchorId="0156EDD9" wp14:editId="50FCFCEE">
+            <wp:simplePos x="0" y="0"/>
+            <wp:positionH relativeFrom="column">
+              <wp:posOffset>3195320</wp:posOffset>
+            </wp:positionH>
+            <wp:positionV relativeFrom="paragraph">
+              <wp:posOffset>140970</wp:posOffset>
+            </wp:positionV>
+            <wp:extent cx="3439160" cy="2115185"/>
+            <wp:effectExtent l="152400" t="152400" r="142240" b="151765"/>
+            <wp:wrapTight wrapText="bothSides">
+              <wp:wrapPolygon edited="0">
+                <wp:start x="-598" y="-1556"/>
+                <wp:lineTo x="-957" y="-1167"/>
+                <wp:lineTo x="-957" y="18286"/>
+                <wp:lineTo x="1914" y="23150"/>
+                <wp:lineTo x="21895" y="23150"/>
+                <wp:lineTo x="22015" y="22761"/>
+                <wp:lineTo x="22493" y="20815"/>
+                <wp:lineTo x="22493" y="5058"/>
+                <wp:lineTo x="21895" y="2140"/>
+                <wp:lineTo x="21895" y="1945"/>
+                <wp:lineTo x="19861" y="-1556"/>
+                <wp:lineTo x="-598" y="-1556"/>
+              </wp:wrapPolygon>
+            </wp:wrapTight>
+            <wp:docPr id="1060425059" name="Picture 1"/>
+            <wp:cNvGraphicFramePr>
+              <a:graphicFrameLocks xmlns:a="http://schemas.openxmlformats.org/drawingml/2006/main" noChangeAspect="1"/>
+            </wp:cNvGraphicFramePr>
+            <a:graphic xmlns:a="http://schemas.openxmlformats.org/drawingml/2006/main">
+              <a:graphicData uri="http://schemas.openxmlformats.org/drawingml/2006/picture">
+                <pic:pic xmlns:pic="http://schemas.openxmlformats.org/drawingml/2006/picture">
+                  <pic:nvPicPr>
+                    <pic:cNvPr id="0" name="Picture 1"/>
+                    <pic:cNvPicPr>
+                      <a:picLocks noChangeAspect="1" noChangeArrowheads="1"/>
+                    </pic:cNvPicPr>
+                  </pic:nvPicPr>
+                  <pic:blipFill>
+                    <a:blip r:embed="rId9" cstate="print">
+                      <a:extLst>
+                        <a:ext uri="{28A0092B-C50C-407E-A947-70E740481C1C}">
+                          <a14:useLocalDpi xmlns:a14="http://schemas.microsoft.com/office/drawing/2010/main" val="0"/>
+                        </a:ext>
+                      </a:extLst>
+                    </a:blip>
+                    <a:srcRect/>
+                    <a:stretch>
+                      <a:fillRect/>
+                    </a:stretch>
+                  </pic:blipFill>
+                  <pic:spPr bwMode="auto">
+                    <a:xfrm>
+                      <a:off x="0" y="0"/>
+                      <a:ext cx="3439160" cy="2115185"/>
+                    </a:xfrm>
+                    <a:prstGeom prst="snip2DiagRect">
+                      <a:avLst/>
+                    </a:prstGeom>
+                    <a:solidFill>
+                      <a:srgbClr val="FFFFFF">
+                        <a:shade val="85000"/>
+                      </a:srgbClr>
+                    </a:solidFill>
+                    <a:ln w="88900" cap="sq">
+                      <a:solidFill>
+                        <a:srgbClr val="FFFFFF"/>
+                      </a:solidFill>
+                      <a:miter lim="800000"/>
+                    </a:ln>
+                    <a:effectLst>
+                      <a:outerShdw blurRad="88900" algn="tl" rotWithShape="0">
+                        <a:srgbClr val="000000">
+                          <a:alpha val="45000"/>
+                        </a:srgbClr>
+                      </a:outerShdw>
+                    </a:effectLst>
+                    <a:scene3d>
+                      <a:camera prst="orthographicFront"/>
+                      <a:lightRig rig="twoPt" dir="t">
+                        <a:rot lat="0" lon="0" rev="7200000"/>
+                      </a:lightRig>
+                    </a:scene3d>
+                    <a:sp3d>
+                      <a:bevelT w="25400" h="19050"/>
+                      <a:contourClr>
+                        <a:srgbClr val="FFFFFF"/>
+                      </a:contourClr>
+                    </a:sp3d>
+                  </pic:spPr>
+                </pic:pic>
+              </a:graphicData>
+            </a:graphic>
+            <wp14:sizeRelH relativeFrom="margin">
+              <wp14:pctWidth>0</wp14:pctWidth>
+            </wp14:sizeRelH>
+            <wp14:sizeRelV relativeFrom="margin">
+              <wp14:pctHeight>0</wp14:pctHeight>
+            </wp14:sizeRelV>
+          </wp:anchor>
+        </w:drawing>
+      </w:r>
+      <w:r>
+        <w:rPr>
           <w:b/>
         </w:rPr>
         <w:t>How to make a token file:</w:t>
@@ -663,6 +1053,9 @@
       <w:r>
         <w:t>.</w:t>
       </w:r>
+      <w:r>
+        <w:t xml:space="preserve"> </w:t>
+      </w:r>
     </w:p>
     <w:p>
       <w:r>
@@ -686,7 +1079,86 @@
     </w:p>
     <w:p>
       <w:r>
-        <w:t xml:space="preserve">First, open a Geden Lines portal in a browser tab - either </w:t>
+        <w:drawing>
+          <wp:anchor distT="0" distB="0" distL="114300" distR="114300" simplePos="0" relativeHeight="251682304" behindDoc="0" locked="0" layoutInCell="1" allowOverlap="1" wp14:anchorId="4BE66868" wp14:editId="4B302D2F">
+            <wp:simplePos x="0" y="0"/>
+            <wp:positionH relativeFrom="column">
+              <wp:posOffset>3164840</wp:posOffset>
+            </wp:positionH>
+            <wp:positionV relativeFrom="paragraph">
+              <wp:posOffset>750570</wp:posOffset>
+            </wp:positionV>
+            <wp:extent cx="2504440" cy="1238520"/>
+            <wp:effectExtent l="304800" t="304800" r="295910" b="304800"/>
+            <wp:wrapNone/>
+            <wp:docPr id="1974375384" name="Picture 1"/>
+            <wp:cNvGraphicFramePr>
+              <a:graphicFrameLocks xmlns:a="http://schemas.openxmlformats.org/drawingml/2006/main" noChangeAspect="1"/>
+            </wp:cNvGraphicFramePr>
+            <a:graphic xmlns:a="http://schemas.openxmlformats.org/drawingml/2006/main">
+              <a:graphicData uri="http://schemas.openxmlformats.org/drawingml/2006/picture">
+                <pic:pic xmlns:pic="http://schemas.openxmlformats.org/drawingml/2006/picture">
+                  <pic:nvPicPr>
+                    <pic:cNvPr id="1974375384" name=""/>
+                    <pic:cNvPicPr/>
+                  </pic:nvPicPr>
+                  <pic:blipFill>
+                    <a:blip r:embed="rId10">
+                      <a:extLst>
+                        <a:ext uri="{28A0092B-C50C-407E-A947-70E740481C1C}">
+                          <a14:useLocalDpi xmlns:a14="http://schemas.microsoft.com/office/drawing/2010/main" val="0"/>
+                        </a:ext>
+                      </a:extLst>
+                    </a:blip>
+                    <a:stretch>
+                      <a:fillRect/>
+                    </a:stretch>
+                  </pic:blipFill>
+                  <pic:spPr>
+                    <a:xfrm>
+                      <a:off x="0" y="0"/>
+                      <a:ext cx="2504440" cy="1238520"/>
+                    </a:xfrm>
+                    <a:prstGeom prst="round2DiagRect">
+                      <a:avLst>
+                        <a:gd name="adj1" fmla="val 16667"/>
+                        <a:gd name="adj2" fmla="val 0"/>
+                      </a:avLst>
+                    </a:prstGeom>
+                    <a:ln w="88900" cap="sq">
+                      <a:solidFill>
+                        <a:srgbClr val="FFFFFF"/>
+                      </a:solidFill>
+                      <a:miter lim="800000"/>
+                    </a:ln>
+                    <a:effectLst>
+                      <a:outerShdw blurRad="254000" algn="tl" rotWithShape="0">
+                        <a:srgbClr val="000000">
+                          <a:alpha val="43000"/>
+                        </a:srgbClr>
+                      </a:outerShdw>
+                    </a:effectLst>
+                  </pic:spPr>
+                </pic:pic>
+              </a:graphicData>
+            </a:graphic>
+            <wp14:sizeRelH relativeFrom="margin">
+              <wp14:pctWidth>0</wp14:pctWidth>
+            </wp14:sizeRelH>
+            <wp14:sizeRelV relativeFrom="margin">
+              <wp14:pctHeight>0</wp14:pctHeight>
+            </wp14:sizeRelV>
+          </wp:anchor>
+        </w:drawing>
+      </w:r>
+      <w:r>
+        <w:t>First, open a Geden Lines portal in a browser tab</w:t>
+      </w:r>
+      <w:r>
+        <w:t>,</w:t>
+      </w:r>
+      <w:r>
+        <w:t xml:space="preserve"> either </w:t>
       </w:r>
       <w:r>
         <w:rPr>
@@ -743,11 +1215,16 @@
         <w:t>.</w:t>
       </w:r>
     </w:p>
+    <w:p/>
+    <w:p/>
+    <w:p/>
+    <w:p/>
     <w:p>
       <w:pPr>
         <w:pStyle w:val="Heading2"/>
       </w:pPr>
       <w:r>
+        <w:lastRenderedPageBreak/>
         <w:t>Step 1 - Load your files (Files tab)</w:t>
       </w:r>
     </w:p>
@@ -790,7 +1267,13 @@
         <w:t>Vessel Token File</w:t>
       </w:r>
       <w:r>
-        <w:t xml:space="preserve"> box and choose your vessel .docx.</w:t>
+        <w:t xml:space="preserve"> box and choose your </w:t>
+      </w:r>
+      <w:r>
+        <w:t>VESSEL TOKEN</w:t>
+      </w:r>
+      <w:r>
+        <w:t>.docx.</w:t>
       </w:r>
     </w:p>
     <w:p>
@@ -811,7 +1294,13 @@
         <w:t>Crew Token File</w:t>
       </w:r>
       <w:r>
-        <w:t xml:space="preserve"> box and choose your crew .docx. (You can also drag and drop a file onto each box.)</w:t>
+        <w:t xml:space="preserve"> box and choose your </w:t>
+      </w:r>
+      <w:r>
+        <w:t>WEEKLY CREW TOKENS</w:t>
+      </w:r>
+      <w:r>
+        <w:t>.docx. (You can also drag and drop a file onto each box.)</w:t>
       </w:r>
     </w:p>
     <w:p>
@@ -840,7 +1329,6 @@
         <w:pStyle w:val="Heading2"/>
       </w:pPr>
       <w:r>
-        <w:lastRenderedPageBreak/>
         <w:t>Step 2 - Enter vessel credentials (Vessel Credentials tab)</w:t>
       </w:r>
     </w:p>
@@ -1034,7 +1522,28 @@
         <w:t>reload</w:t>
       </w:r>
       <w:r>
-        <w:t xml:space="preserve"> button re-reads your saved files. Use it each week after you update the Word files with new tokens - you do not need to pick the files again.</w:t>
+        <w:t xml:space="preserve"> button </w:t>
+      </w:r>
+      <w:r>
+        <w:t>r</w:t>
+      </w:r>
+      <w:r>
+        <w:t xml:space="preserve">eads </w:t>
+      </w:r>
+      <w:r>
+        <w:t xml:space="preserve">again </w:t>
+      </w:r>
+      <w:r>
+        <w:t xml:space="preserve">your saved files. Use it each week after you update the Word files with new tokens </w:t>
+      </w:r>
+      <w:r>
+        <w:t>(</w:t>
+      </w:r>
+      <w:r>
+        <w:t>you do not need to pick the files again</w:t>
+      </w:r>
+      <w:r>
+        <w:t>).</w:t>
       </w:r>
     </w:p>
     <w:p>
@@ -1048,8 +1557,15 @@
       <w:r>
         <w:rPr>
           <w:b/>
-        </w:rPr>
-        <w:t xml:space="preserve">Reminder: </w:t>
+          <w:color w:val="FF0000"/>
+        </w:rPr>
+        <w:t>Reminder:</w:t>
+      </w:r>
+      <w:r>
+        <w:rPr>
+          <w:b/>
+        </w:rPr>
+        <w:t xml:space="preserve"> </w:t>
       </w:r>
       <w:r>
         <w:t>this only works if the file name and location have not changed.</w:t>
@@ -1095,7 +1611,13 @@
         <w:t xml:space="preserve">1.  </w:t>
       </w:r>
       <w:r>
-        <w:t>Update your Word token files (paste the new week tokens, keep the same file names).</w:t>
+        <w:t>Update your Word token files (paste the new week tokens, keep the same file names</w:t>
+      </w:r>
+      <w:r>
+        <w:t>, same tabular format</w:t>
+      </w:r>
+      <w:r>
+        <w:t>).</w:t>
       </w:r>
     </w:p>
     <w:p>
@@ -1149,7 +1671,13 @@
         <w:t xml:space="preserve">4.  </w:t>
       </w:r>
       <w:r>
-        <w:t>Click the account you want - you are logged in.</w:t>
+        <w:t>Click the account you want</w:t>
+      </w:r>
+      <w:r>
+        <w:t>, and</w:t>
+      </w:r>
+      <w:r>
+        <w:t xml:space="preserve"> you are logged in.</w:t>
       </w:r>
     </w:p>
     <w:p>
@@ -1162,21 +1690,7 @@
         <w:ind w:left="460" w:hanging="460"/>
       </w:pPr>
     </w:p>
-    <w:p>
-      <w:pPr>
-        <w:ind w:left="460" w:hanging="460"/>
-      </w:pPr>
-    </w:p>
-    <w:p>
-      <w:pPr>
-        <w:ind w:left="460" w:hanging="460"/>
-      </w:pPr>
-    </w:p>
-    <w:p>
-      <w:pPr>
-        <w:ind w:left="460" w:hanging="460"/>
-      </w:pPr>
-    </w:p>
+    <w:p/>
     <w:p>
       <w:pPr>
         <w:pStyle w:val="Heading1"/>
@@ -1210,12 +1724,6 @@
         <w:gridCol w:w="5960"/>
       </w:tblGrid>
       <w:tr>
-        <w:tblPrEx>
-          <w:tblCellMar>
-            <w:top w:w="0" w:type="dxa"/>
-            <w:bottom w:w="0" w:type="dxa"/>
-          </w:tblCellMar>
-        </w:tblPrEx>
         <w:tc>
           <w:tcPr>
             <w:tcW w:w="3400" w:type="dxa"/>
@@ -1260,12 +1768,6 @@
         </w:tc>
       </w:tr>
       <w:tr>
-        <w:tblPrEx>
-          <w:tblCellMar>
-            <w:top w:w="0" w:type="dxa"/>
-            <w:bottom w:w="0" w:type="dxa"/>
-          </w:tblCellMar>
-        </w:tblPrEx>
         <w:tc>
           <w:tcPr>
             <w:tcW w:w="3400" w:type="dxa"/>
@@ -1302,12 +1804,6 @@
         </w:tc>
       </w:tr>
       <w:tr>
-        <w:tblPrEx>
-          <w:tblCellMar>
-            <w:top w:w="0" w:type="dxa"/>
-            <w:bottom w:w="0" w:type="dxa"/>
-          </w:tblCellMar>
-        </w:tblPrEx>
         <w:tc>
           <w:tcPr>
             <w:tcW w:w="3400" w:type="dxa"/>
@@ -1342,12 +1838,6 @@
         </w:tc>
       </w:tr>
       <w:tr>
-        <w:tblPrEx>
-          <w:tblCellMar>
-            <w:top w:w="0" w:type="dxa"/>
-            <w:bottom w:w="0" w:type="dxa"/>
-          </w:tblCellMar>
-        </w:tblPrEx>
         <w:tc>
           <w:tcPr>
             <w:tcW w:w="3400" w:type="dxa"/>
@@ -1384,12 +1874,6 @@
         </w:tc>
       </w:tr>
       <w:tr>
-        <w:tblPrEx>
-          <w:tblCellMar>
-            <w:top w:w="0" w:type="dxa"/>
-            <w:bottom w:w="0" w:type="dxa"/>
-          </w:tblCellMar>
-        </w:tblPrEx>
         <w:tc>
           <w:tcPr>
             <w:tcW w:w="3400" w:type="dxa"/>
@@ -1424,12 +1908,6 @@
         </w:tc>
       </w:tr>
       <w:tr>
-        <w:tblPrEx>
-          <w:tblCellMar>
-            <w:top w:w="0" w:type="dxa"/>
-            <w:bottom w:w="0" w:type="dxa"/>
-          </w:tblCellMar>
-        </w:tblPrEx>
         <w:tc>
           <w:tcPr>
             <w:tcW w:w="3400" w:type="dxa"/>
@@ -1460,18 +1938,24 @@
           </w:tcPr>
           <w:p>
             <w:r>
-              <w:t>The crew table was not recognised. Make sure the whole email - including the table - was pasted into Word.</w:t>
+              <w:t xml:space="preserve">The crew table was not recognised. Make sure the whole email </w:t>
+            </w:r>
+            <w:r>
+              <w:t>(</w:t>
+            </w:r>
+            <w:r>
+              <w:t>including the table</w:t>
+            </w:r>
+            <w:r>
+              <w:t>)</w:t>
+            </w:r>
+            <w:r>
+              <w:t xml:space="preserve"> was pasted into Word.</w:t>
             </w:r>
           </w:p>
         </w:tc>
       </w:tr>
       <w:tr>
-        <w:tblPrEx>
-          <w:tblCellMar>
-            <w:top w:w="0" w:type="dxa"/>
-            <w:bottom w:w="0" w:type="dxa"/>
-          </w:tblCellMar>
-        </w:tblPrEx>
         <w:tc>
           <w:tcPr>
             <w:tcW w:w="3400" w:type="dxa"/>
@@ -1500,18 +1984,18 @@
           </w:tcPr>
           <w:p>
             <w:r>
-              <w:t>Click the puzzle-piece icon in Chrome and pin Account Switcher.</w:t>
+              <w:t>Click the puzzle</w:t>
+            </w:r>
+            <w:r>
+              <w:t xml:space="preserve"> </w:t>
+            </w:r>
+            <w:r>
+              <w:t>piece icon in Chrome and pin Account Switcher.</w:t>
             </w:r>
           </w:p>
         </w:tc>
       </w:tr>
       <w:tr>
-        <w:tblPrEx>
-          <w:tblCellMar>
-            <w:top w:w="0" w:type="dxa"/>
-            <w:bottom w:w="0" w:type="dxa"/>
-          </w:tblCellMar>
-        </w:tblPrEx>
         <w:tc>
           <w:tcPr>
             <w:tcW w:w="3400" w:type="dxa"/>
@@ -1632,12 +2116,26 @@
           <w:i/>
           <w:color w:val="595959"/>
         </w:rPr>
-        <w:t>Account Switcher for ERP &amp; GMS  -  by D/C Hakan Efe Gulacti</w:t>
+        <w:t xml:space="preserve">GEDENAPPS </w:t>
+      </w:r>
+      <w:r>
+        <w:rPr>
+          <w:i/>
+          <w:color w:val="595959"/>
+        </w:rPr>
+        <w:t>Account Switcher for ERP &amp; GMS  -  by D/C Hakan Efe G</w:t>
+      </w:r>
+      <w:r>
+        <w:rPr>
+          <w:i/>
+          <w:color w:val="595959"/>
+        </w:rPr>
+        <w:t>ULACTI</w:t>
       </w:r>
     </w:p>
     <w:sectPr>
       <w:pgSz w:w="12240" w:h="15840"/>
-      <w:pgMar w:top="1440" w:right="1440" w:bottom="1440" w:left="1440" w:header="720" w:footer="720" w:gutter="0"/>
+      <w:pgMar w:top="1440" w:right="1440" w:bottom="180" w:left="1440" w:header="720" w:footer="720" w:gutter="0"/>
       <w:cols w:space="720"/>
     </w:sectPr>
   </w:body>
@@ -2214,6 +2712,41 @@
       <w:ind w:left="720"/>
     </w:pPr>
   </w:style>
+  <w:style w:type="character" w:styleId="Hyperlink">
+    <w:name w:val="Hyperlink"/>
+    <w:basedOn w:val="DefaultParagraphFont"/>
+    <w:uiPriority w:val="99"/>
+    <w:unhideWhenUsed/>
+    <w:rsid w:val="00385BB5"/>
+    <w:rPr>
+      <w:color w:val="0563C1" w:themeColor="hyperlink"/>
+      <w:u w:val="single"/>
+    </w:rPr>
+  </w:style>
+  <w:style w:type="character" w:styleId="UnresolvedMention">
+    <w:name w:val="Unresolved Mention"/>
+    <w:basedOn w:val="DefaultParagraphFont"/>
+    <w:uiPriority w:val="99"/>
+    <w:semiHidden/>
+    <w:unhideWhenUsed/>
+    <w:rsid w:val="00385BB5"/>
+    <w:rPr>
+      <w:color w:val="605E5C"/>
+      <w:shd w:val="clear" w:color="auto" w:fill="E1DFDD"/>
+    </w:rPr>
+  </w:style>
+  <w:style w:type="character" w:styleId="FollowedHyperlink">
+    <w:name w:val="FollowedHyperlink"/>
+    <w:basedOn w:val="DefaultParagraphFont"/>
+    <w:uiPriority w:val="99"/>
+    <w:semiHidden/>
+    <w:unhideWhenUsed/>
+    <w:rsid w:val="00385BB5"/>
+    <w:rPr>
+      <w:color w:val="954F72" w:themeColor="followedHyperlink"/>
+      <w:u w:val="single"/>
+    </w:rPr>
+  </w:style>
 </w:styles>
 </file>
 
